--- a/335815247/The_Impact_of_AI_and_LMS_Integration_on_the_Future_of_Higher_Education/The_Impact_of_AI_and_LMS_Integration_on_the_Future_of_Higher_Education_gist.docx
+++ b/335815247/The_Impact_of_AI_and_LMS_Integration_on_the_Future_of_Higher_Education/The_Impact_of_AI_and_LMS_Integration_on_the_Future_of_Higher_Education_gist.docx
@@ -4,7 +4,16 @@
   <w:body>
     <w:p>
       <w:r>
-        <w:t>The integration of artificial intelligence and learning management systems is reshaping the future of higher education, offering transformative opportunities while also presenting significant challenges. This review, based on an analysis of 60 studies published between 2014 and 2023, explores how AI-enhanced LMS platforms are influencing teaching, learning, and institutional operations. The study follows PRISMA 2020 guidelines and uses bibliometric and thematic analyses to map the evolving landscape of AI in higher education. At its core, this research investigates how AI–LMS integration can improve educational quality, support student success, and align with broader sustainability goals, including equitable access, reduced resource consumption, and responsible technology use.</w:t>
+        <w:t>The integration of artificial intelligence and learning management systems is reshaping the future of higher education, offering transformative opportunities while also presenting significant challenges. This review, based on an analysis of 60 studies published between 2014 and 2023, explores how AI-enhanced LMS platforms are influencing teaching, learning, and institutional operations. The study follows PRISMA 2020 guidelines and uses bibliometric and thematic analyses to map the evolving landscape of AI in higher education. At its core, this research investigat</w:t>
+      </w:r>
+      <w:r>
+        <w:rPr>
+          <w:lang w:val="ru-RU"/>
+        </w:rPr>
+        <w:t>я</w:t>
+      </w:r>
+      <w:r>
+        <w:t>es how AI–LMS integration can improve educational quality, support student success, and align with broader sustainability goals, including equitable access, reduced resource consumption, and responsible technology use.</w:t>
       </w:r>
     </w:p>
     <w:p/>
@@ -22,7 +31,16 @@
     <w:p/>
     <w:p>
       <w:r>
-        <w:t xml:space="preserve">The findings reveal that AI–LMS integration delivers substantial benefits. Key applications include AI-powered chatbots that provide 24/7 student support, adaptive learning systems that tailor content to individual progress, and learning analytics that help identify at-risk students early. Studies show improved student engagement, personalized learning pathways, and better academic performance across diverse institutions. For example, research from Malaysia and Riga Technical University demonstrates that AI-driven adaptations based on learning styles significantly boost learning effectiveness. </w:t>
+        <w:t xml:space="preserve">The findings reveal that AI–LMS integration delivers substantial benefits. Key applications include AI-powered chatbots that provide 24/7 student support, adaptive learning systems that </w:t>
+      </w:r>
+      <w:r>
+        <w:rPr>
+          <w:highlight w:val="yellow"/>
+        </w:rPr>
+        <w:t>tailor</w:t>
+      </w:r>
+      <w:r>
+        <w:t xml:space="preserve"> content to individual progress, and learning analytics that help identify at-risk students early. Studies show improved student engagement, personalized learning pathways, and better academic performance across diverse institutions. For example, research from Malaysia and Riga Technical University demonstrates that AI-driven adaptations based on learning styles significantly boost learning effectiveness. </w:t>
       </w:r>
       <w:r>
         <w:lastRenderedPageBreak/>
@@ -37,6 +55,11 @@
     </w:p>
     <w:p/>
     <w:p>
+      <w:pPr>
+        <w:rPr>
+          <w:lang w:val="en-US"/>
+        </w:rPr>
+      </w:pPr>
       <w:r>
         <w:t>In conclusion, the integration of AI and LMS holds great promise for transforming higher education into a more personalized, efficient, and inclusive system. The evidence supports its potential to enhance teaching quality, improve student outcomes, and support sustainable development goals. However, realizing this potential requires strategic investment in ethical frameworks, faculty development, and equitable access. The author calls for future research to focus on longitudinal studies of AI’s impact, the development of global ethical standards, and the scalability of AI solutions across diverse educational contexts.</w:t>
       </w:r>
